--- a/Claude outputs/TCM_Platform_Progress_Report_2026-09-15_zh-Hant.docx
+++ b/Claude outputs/TCM_Platform_Progress_Report_2026-09-15_zh-Hant.docx
@@ -18194,7 +18194,47 @@
                 <w:sz w:val="19"/>
                 <w:szCs w:val="19"/>
               </w:rPr>
-              <w:t xml:space="preserve">吃下去之後，真正進入血液循環的比例。平台採用學界常用的 30% 作為門檻，低於此值的成分即使有活性也難以在體內達到有效濃度。</w:t>
+              <w:t xml:space="preserve">吃下去之後，真正進入血液循環的比例。低於門檻的成分即使有活性，也難以在體內達到有效濃度。平台採用 </w:t>
+            </w:r>
+            <w:r>
+              <w:rPr>
+                <w:rFonts w:ascii="Microsoft JhengHei" w:cs="Microsoft JhengHei" w:eastAsia="Microsoft JhengHei" w:hAnsi="Microsoft JhengHei"/>
+                <w:b/>
+                <w:bCs/>
+                <w:sz w:val="19"/>
+                <w:szCs w:val="19"/>
+              </w:rPr>
+              <w:t xml:space="preserve">30%</w:t>
+            </w:r>
+            <w:r>
+              <w:rPr>
+                <w:rFonts w:ascii="Microsoft JhengHei" w:cs="Microsoft JhengHei" w:eastAsia="Microsoft JhengHei" w:hAnsi="Microsoft JhengHei"/>
+                <w:b w:val="false"/>
+                <w:bCs w:val="false"/>
+                <w:sz w:val="19"/>
+                <w:szCs w:val="19"/>
+              </w:rPr>
+              <w:t xml:space="preserve">，這是網路藥理學文獻的主流慣例，</w:t>
+            </w:r>
+            <w:r>
+              <w:rPr>
+                <w:rFonts w:ascii="Microsoft JhengHei" w:cs="Microsoft JhengHei" w:eastAsia="Microsoft JhengHei" w:hAnsi="Microsoft JhengHei"/>
+                <w:b/>
+                <w:bCs/>
+                <w:sz w:val="19"/>
+                <w:szCs w:val="19"/>
+              </w:rPr>
+              <w:t xml:space="preserve">但不是唯一說法</w:t>
+            </w:r>
+            <w:r>
+              <w:rPr>
+                <w:rFonts w:ascii="Microsoft JhengHei" w:cs="Microsoft JhengHei" w:eastAsia="Microsoft JhengHei" w:hAnsi="Microsoft JhengHei"/>
+                <w:b w:val="false"/>
+                <w:bCs w:val="false"/>
+                <w:sz w:val="19"/>
+                <w:szCs w:val="19"/>
+              </w:rPr>
+              <w:t xml:space="preserve">：TCMSP 原始論文的案例用 40%，官網參數頁寫 20%。引用時應註明採用哪一個。</w:t>
             </w:r>
           </w:p>
         </w:tc>
@@ -18289,7 +18329,87 @@
                 <w:sz w:val="19"/>
                 <w:szCs w:val="19"/>
               </w:rPr>
-              <w:t xml:space="preserve">衡量一個化合物在結構上「像不像一個藥」的綜合指標，依分子量、脂溶性等性質計算。平台採用 0.18 作為門檻，這是中藥網路藥理學的常用設定。</w:t>
+              <w:t xml:space="preserve">衡量一個分子「像不像一個藥」。TCMSP 用 </w:t>
+            </w:r>
+            <w:r>
+              <w:rPr>
+                <w:rFonts w:ascii="Microsoft JhengHei" w:cs="Microsoft JhengHei" w:eastAsia="Microsoft JhengHei" w:hAnsi="Microsoft JhengHei"/>
+                <w:b/>
+                <w:bCs/>
+                <w:sz w:val="19"/>
+                <w:szCs w:val="19"/>
+              </w:rPr>
+              <w:t xml:space="preserve">Tanimoto 相似度</w:t>
+            </w:r>
+            <w:r>
+              <w:rPr>
+                <w:rFonts w:ascii="Microsoft JhengHei" w:cs="Microsoft JhengHei" w:eastAsia="Microsoft JhengHei" w:hAnsi="Microsoft JhengHei"/>
+                <w:b w:val="false"/>
+                <w:bCs w:val="false"/>
+                <w:sz w:val="19"/>
+                <w:szCs w:val="19"/>
+              </w:rPr>
+              <w:t xml:space="preserve">，把這個成分的分子性質向量，跟 </w:t>
+            </w:r>
+            <w:r>
+              <w:rPr>
+                <w:rFonts w:ascii="Microsoft JhengHei" w:cs="Microsoft JhengHei" w:eastAsia="Microsoft JhengHei" w:hAnsi="Microsoft JhengHei"/>
+                <w:b/>
+                <w:bCs/>
+                <w:sz w:val="19"/>
+                <w:szCs w:val="19"/>
+              </w:rPr>
+              <w:t xml:space="preserve">DrugBank 全部藥物的平均性質</w:t>
+            </w:r>
+            <w:r>
+              <w:rPr>
+                <w:rFonts w:ascii="Microsoft JhengHei" w:cs="Microsoft JhengHei" w:eastAsia="Microsoft JhengHei" w:hAnsi="Microsoft JhengHei"/>
+                <w:b w:val="false"/>
+                <w:bCs w:val="false"/>
+                <w:sz w:val="19"/>
+                <w:szCs w:val="19"/>
+              </w:rPr>
+              <w:t xml:space="preserve">相比，值域 0～1。</w:t>
+            </w:r>
+            <w:r>
+              <w:rPr>
+                <w:rFonts w:ascii="Microsoft JhengHei" w:cs="Microsoft JhengHei" w:eastAsia="Microsoft JhengHei" w:hAnsi="Microsoft JhengHei"/>
+                <w:b/>
+                <w:bCs/>
+                <w:sz w:val="19"/>
+                <w:szCs w:val="19"/>
+              </w:rPr>
+              <w:t xml:space="preserve">0.18 就是 DrugBank 自己的平均值</w:t>
+            </w:r>
+            <w:r>
+              <w:rPr>
+                <w:rFonts w:ascii="Microsoft JhengHei" w:cs="Microsoft JhengHei" w:eastAsia="Microsoft JhengHei" w:hAnsi="Microsoft JhengHei"/>
+                <w:b w:val="false"/>
+                <w:bCs w:val="false"/>
+                <w:sz w:val="19"/>
+                <w:szCs w:val="19"/>
+              </w:rPr>
+              <w:t xml:space="preserve">，所以「DL ≥ 0.18」等於說「至少跟一般已知藥物一樣像藥」。它是分布的中間點，</w:t>
+            </w:r>
+            <w:r>
+              <w:rPr>
+                <w:rFonts w:ascii="Microsoft JhengHei" w:cs="Microsoft JhengHei" w:eastAsia="Microsoft JhengHei" w:hAnsi="Microsoft JhengHei"/>
+                <w:b/>
+                <w:bCs/>
+                <w:sz w:val="19"/>
+                <w:szCs w:val="19"/>
+              </w:rPr>
+              <w:t xml:space="preserve">不是機率</w:t>
+            </w:r>
+            <w:r>
+              <w:rPr>
+                <w:rFonts w:ascii="Microsoft JhengHei" w:cs="Microsoft JhengHei" w:eastAsia="Microsoft JhengHei" w:hAnsi="Microsoft JhengHei"/>
+                <w:b w:val="false"/>
+                <w:bCs w:val="false"/>
+                <w:sz w:val="19"/>
+                <w:szCs w:val="19"/>
+              </w:rPr>
+              <w:t xml:space="preserve">。</w:t>
             </w:r>
           </w:p>
         </w:tc>
@@ -18505,6 +18625,98 @@
         </w:tc>
       </w:tr>
     </w:tbl>
+    <w:p>
+      <w:pPr>
+        <w:spacing w:after="140"/>
+      </w:pPr>
+    </w:p>
+    <w:p>
+      <w:pPr>
+        <w:pBdr>
+          <w:left w:val="single" w:color="7FA0C8" w:sz="18" w:space="6"/>
+        </w:pBdr>
+        <w:shd w:fill="F1F5FA" w:val="clear"/>
+        <w:spacing w:after="150" w:before="110" w:line="320"/>
+        <w:ind w:left="180"/>
+      </w:pPr>
+      <w:r>
+        <w:rPr>
+          <w:rFonts w:ascii="Microsoft JhengHei" w:cs="Microsoft JhengHei" w:eastAsia="Microsoft JhengHei" w:hAnsi="Microsoft JhengHei"/>
+          <w:b/>
+          <w:bCs/>
+          <w:sz w:val="20"/>
+          <w:szCs w:val="20"/>
+        </w:rPr>
+        <w:t xml:space="preserve">這兩個門檻的地位不一樣，對外引用時要分清楚。</w:t>
+      </w:r>
+      <w:r>
+        <w:rPr>
+          <w:rFonts w:ascii="Microsoft JhengHei" w:cs="Microsoft JhengHei" w:eastAsia="Microsoft JhengHei" w:hAnsi="Microsoft JhengHei"/>
+          <w:b w:val="false"/>
+          <w:bCs w:val="false"/>
+          <w:sz w:val="20"/>
+          <w:szCs w:val="20"/>
+        </w:rPr>
+        <w:t xml:space="preserve"> DL 的 0.18 有明確定義可以辯護——它就是 DrugBank 全部藥物的平均類藥性指數，所有相關文獻都用同一個值。OB 的 30% 則是</w:t>
+      </w:r>
+      <w:r>
+        <w:rPr>
+          <w:rFonts w:ascii="Microsoft JhengHei" w:cs="Microsoft JhengHei" w:eastAsia="Microsoft JhengHei" w:hAnsi="Microsoft JhengHei"/>
+          <w:b/>
+          <w:bCs/>
+          <w:sz w:val="20"/>
+          <w:szCs w:val="20"/>
+        </w:rPr>
+        <w:t xml:space="preserve">慣例選擇</w:t>
+      </w:r>
+      <w:r>
+        <w:rPr>
+          <w:rFonts w:ascii="Microsoft JhengHei" w:cs="Microsoft JhengHei" w:eastAsia="Microsoft JhengHei" w:hAnsi="Microsoft JhengHei"/>
+          <w:b w:val="false"/>
+          <w:bCs w:val="false"/>
+          <w:sz w:val="20"/>
+          <w:szCs w:val="20"/>
+        </w:rPr>
+        <w:t xml:space="preserve">：TCMSP 原始論文的甘草案例用 40%，TCMSP 官網的參數說明頁寫 20%，網路藥理學文獻主流用 30%。三種都有人用，本平台採用 30%。被問到時要答得出來「為什麼是 30% 不是 40%」。</w:t>
+      </w:r>
+    </w:p>
+    <w:p>
+      <w:pPr>
+        <w:spacing w:after="140"/>
+      </w:pPr>
+    </w:p>
+    <w:p>
+      <w:pPr>
+        <w:pBdr>
+          <w:left w:val="single" w:color="C00000" w:sz="18" w:space="6"/>
+        </w:pBdr>
+        <w:shd w:fill="FDF0F0" w:val="clear"/>
+        <w:spacing w:after="150" w:before="110" w:line="320"/>
+        <w:ind w:left="180"/>
+      </w:pPr>
+      <w:r>
+        <w:rPr>
+          <w:rFonts w:ascii="Microsoft JhengHei" w:cs="Microsoft JhengHei" w:eastAsia="Microsoft JhengHei" w:hAnsi="Microsoft JhengHei"/>
+          <w:b/>
+          <w:bCs/>
+          <w:color w:val="C00000"/>
+          <w:sz w:val="21"/>
+          <w:szCs w:val="21"/>
+        </w:rPr>
+        <w:t xml:space="preserve">DL 高不等於有效。</w:t>
+      </w:r>
+      <w:r>
+        <w:rPr>
+          <w:rFonts w:ascii="Microsoft JhengHei" w:cs="Microsoft JhengHei" w:eastAsia="Microsoft JhengHei" w:hAnsi="Microsoft JhengHei"/>
+          <w:b/>
+          <w:bCs/>
+          <w:color w:val="C00000"/>
+          <w:sz w:val="21"/>
+          <w:szCs w:val="21"/>
+        </w:rPr>
+        <w:t xml:space="preserve"> 它只說這個分子「化學長相像已知的藥」，既不代表有生物活性，更不代表對任何疾病有效。而且這把尺對天然物天生不利：皂苷、醣苷這類帶多個糖基的大分子，跟 DrugBank 以小分子合成藥為主的平均值差很遠——人參皂苷被這道門檻刷掉，是因為這把尺不是為它們設計的，不是因為它們沒有價值。</w:t>
+      </w:r>
+    </w:p>
     <w:p>
       <w:pPr>
         <w:spacing w:after="140"/>
